--- a/Resume-Harsh ChandrakarA.docx
+++ b/Resume-Harsh ChandrakarA.docx
@@ -11,11 +11,15 @@
         <w:jc w:val="center"/>
         <w:rPr>
           <w:rFonts w:cstheme="majorHAnsi"/>
+          <w:sz w:val="52"/>
+          <w:szCs w:val="52"/>
         </w:rPr>
       </w:pPr>
       <w:r>
         <w:rPr>
           <w:rFonts w:cstheme="majorHAnsi"/>
+          <w:sz w:val="52"/>
+          <w:szCs w:val="52"/>
         </w:rPr>
         <w:t>Harsh chandrakar</w:t>
       </w:r>
@@ -140,18 +144,7 @@
           <w:color w:val="595959" w:themeColor="text1" w:themeTint="A6"/>
           <w:spacing w:val="0"/>
         </w:rPr>
-        <w:t xml:space="preserve">Highly motivated and detail-oriented professional with a strong foundation in </w:t>
-      </w:r>
-      <w:r>
-        <w:rPr>
-          <w:rFonts w:asciiTheme="majorHAnsi" w:hAnsiTheme="majorHAnsi" w:cstheme="majorHAnsi"/>
-          <w:b w:val="0"/>
-          <w:bCs/>
-          <w:caps w:val="0"/>
-          <w:color w:val="595959" w:themeColor="text1" w:themeTint="A6"/>
-          <w:spacing w:val="0"/>
-        </w:rPr>
-        <w:t>Data Engineering principles, ETL processes, and database architecture</w:t>
+        <w:t>Data Engineer and PG-DBDA candidate specializing in GenAI/RAG systems and scalable data pipelines. Proven expertise in building multimodal retrieval systems and optimizing hybrid cryptographic frameworks for cloud security</w:t>
       </w:r>
       <w:r>
         <w:rPr>
@@ -161,49 +154,7 @@
           <w:color w:val="595959" w:themeColor="text1" w:themeTint="A6"/>
           <w:spacing w:val="0"/>
         </w:rPr>
-        <w:t xml:space="preserve">. Eager to leverage proficiency in </w:t>
-      </w:r>
-      <w:r>
-        <w:rPr>
-          <w:rFonts w:asciiTheme="majorHAnsi" w:hAnsiTheme="majorHAnsi" w:cstheme="majorHAnsi"/>
-          <w:b w:val="0"/>
-          <w:bCs/>
-          <w:caps w:val="0"/>
-          <w:color w:val="595959" w:themeColor="text1" w:themeTint="A6"/>
-          <w:spacing w:val="0"/>
-        </w:rPr>
-        <w:t>Python</w:t>
-      </w:r>
-      <w:r>
-        <w:rPr>
-          <w:rFonts w:asciiTheme="majorHAnsi" w:hAnsiTheme="majorHAnsi" w:cstheme="majorHAnsi"/>
-          <w:b w:val="0"/>
-          <w:caps w:val="0"/>
-          <w:color w:val="595959" w:themeColor="text1" w:themeTint="A6"/>
-          <w:spacing w:val="0"/>
-        </w:rPr>
-        <w:t xml:space="preserve"> and </w:t>
-      </w:r>
-      <w:r>
-        <w:rPr>
-          <w:rFonts w:asciiTheme="majorHAnsi" w:hAnsiTheme="majorHAnsi" w:cstheme="majorHAnsi"/>
-          <w:b w:val="0"/>
-          <w:bCs/>
-          <w:caps w:val="0"/>
-          <w:color w:val="595959" w:themeColor="text1" w:themeTint="A6"/>
-          <w:spacing w:val="0"/>
-        </w:rPr>
-        <w:t>SQL</w:t>
-      </w:r>
-      <w:r>
-        <w:rPr>
-          <w:rFonts w:asciiTheme="majorHAnsi" w:hAnsiTheme="majorHAnsi" w:cstheme="majorHAnsi"/>
-          <w:b w:val="0"/>
-          <w:caps w:val="0"/>
-          <w:color w:val="595959" w:themeColor="text1" w:themeTint="A6"/>
-          <w:spacing w:val="0"/>
-        </w:rPr>
-        <w:t xml:space="preserve"> to design, build, and maintain scalable data pipelines. Adept at problem-solving and committed to applying new skills in real-world data infrastructure scenarios.</w:t>
+        <w:t>.</w:t>
       </w:r>
     </w:p>
     <w:p>
@@ -302,6 +253,7 @@
           <w:tab w:val="left" w:pos="630"/>
         </w:tabs>
         <w:spacing w:line="276" w:lineRule="auto"/>
+        <w:ind w:hanging="810"/>
         <w:rPr>
           <w:rFonts w:asciiTheme="majorHAnsi" w:hAnsiTheme="majorHAnsi" w:cstheme="majorHAnsi"/>
         </w:rPr>
@@ -331,6 +283,18 @@
           <w:rFonts w:asciiTheme="majorHAnsi" w:hAnsiTheme="majorHAnsi" w:cstheme="majorHAnsi"/>
         </w:rPr>
         <w:t>Python, SQL, C++, Java, R, C</w:t>
+      </w:r>
+      <w:r>
+        <w:rPr>
+          <w:rFonts w:asciiTheme="majorHAnsi" w:hAnsiTheme="majorHAnsi" w:cstheme="majorHAnsi"/>
+        </w:rPr>
+        <w:t xml:space="preserve">, </w:t>
+      </w:r>
+      <w:r>
+        <w:rPr>
+          <w:rFonts w:asciiTheme="majorHAnsi" w:hAnsiTheme="majorHAnsi" w:cstheme="majorHAnsi"/>
+        </w:rPr>
+        <w:t>OOPS</w:t>
       </w:r>
     </w:p>
     <w:p>
@@ -344,6 +308,7 @@
           <w:tab w:val="left" w:pos="630"/>
         </w:tabs>
         <w:spacing w:line="276" w:lineRule="auto"/>
+        <w:ind w:hanging="810"/>
         <w:rPr>
           <w:rFonts w:asciiTheme="majorHAnsi" w:hAnsiTheme="majorHAnsi" w:cstheme="majorHAnsi"/>
         </w:rPr>
@@ -390,6 +355,7 @@
           <w:tab w:val="left" w:pos="630"/>
         </w:tabs>
         <w:spacing w:line="276" w:lineRule="auto"/>
+        <w:ind w:hanging="810"/>
         <w:rPr>
           <w:rFonts w:asciiTheme="majorHAnsi" w:hAnsiTheme="majorHAnsi" w:cstheme="majorHAnsi"/>
         </w:rPr>
@@ -418,7 +384,13 @@
         <w:rPr>
           <w:rFonts w:asciiTheme="majorHAnsi" w:hAnsiTheme="majorHAnsi" w:cstheme="majorHAnsi"/>
         </w:rPr>
-        <w:t>MySQL, PostgreSQL, Oracle, MongoDB, MS Fabric</w:t>
+        <w:t xml:space="preserve">MySQL, PostgreSQL, Oracle, MongoDB, </w:t>
+      </w:r>
+      <w:r>
+        <w:rPr>
+          <w:rFonts w:asciiTheme="majorHAnsi" w:hAnsiTheme="majorHAnsi" w:cstheme="majorHAnsi"/>
+        </w:rPr>
+        <w:t>Cassandra</w:t>
       </w:r>
     </w:p>
     <w:p>
@@ -432,6 +404,7 @@
           <w:tab w:val="left" w:pos="630"/>
         </w:tabs>
         <w:spacing w:line="276" w:lineRule="auto"/>
+        <w:ind w:hanging="810"/>
         <w:rPr>
           <w:rFonts w:asciiTheme="majorHAnsi" w:hAnsiTheme="majorHAnsi" w:cstheme="majorHAnsi"/>
         </w:rPr>
@@ -460,7 +433,7 @@
         <w:rPr>
           <w:rFonts w:asciiTheme="majorHAnsi" w:hAnsiTheme="majorHAnsi" w:cstheme="majorHAnsi"/>
         </w:rPr>
-        <w:t>Spark, Kafka, Hadoop, NumPy, Pandas, OOPS</w:t>
+        <w:t>Spark, Kafka, Hadoop, NumPy, Pandas</w:t>
       </w:r>
     </w:p>
     <w:p>
@@ -474,6 +447,7 @@
           <w:tab w:val="left" w:pos="630"/>
         </w:tabs>
         <w:spacing w:line="276" w:lineRule="auto"/>
+        <w:ind w:hanging="810"/>
         <w:rPr>
           <w:rFonts w:asciiTheme="majorHAnsi" w:hAnsiTheme="majorHAnsi" w:cstheme="majorHAnsi"/>
         </w:rPr>
@@ -522,6 +496,7 @@
           <w:tab w:val="left" w:pos="630"/>
         </w:tabs>
         <w:spacing w:line="276" w:lineRule="auto"/>
+        <w:ind w:hanging="810"/>
         <w:rPr>
           <w:rFonts w:asciiTheme="majorHAnsi" w:hAnsiTheme="majorHAnsi" w:cstheme="majorHAnsi"/>
         </w:rPr>
@@ -550,7 +525,7 @@
         <w:rPr>
           <w:rFonts w:asciiTheme="majorHAnsi" w:hAnsiTheme="majorHAnsi" w:cstheme="majorHAnsi"/>
         </w:rPr>
-        <w:t>AWS, Docker, Linux (OS)</w:t>
+        <w:t>AWS, Linux (OS)</w:t>
       </w:r>
     </w:p>
     <w:p>
@@ -564,6 +539,7 @@
           <w:tab w:val="left" w:pos="630"/>
         </w:tabs>
         <w:spacing w:line="276" w:lineRule="auto"/>
+        <w:ind w:hanging="810"/>
         <w:rPr>
           <w:rFonts w:asciiTheme="majorHAnsi" w:hAnsiTheme="majorHAnsi" w:cstheme="majorHAnsi"/>
         </w:rPr>
@@ -592,102 +568,56 @@
         <w:rPr>
           <w:rFonts w:asciiTheme="majorHAnsi" w:hAnsiTheme="majorHAnsi" w:cstheme="majorHAnsi"/>
         </w:rPr>
-        <w:tab/>
-      </w:r>
-      <w:proofErr w:type="spellStart"/>
-      <w:r>
-        <w:rPr>
-          <w:rFonts w:asciiTheme="majorHAnsi" w:hAnsiTheme="majorHAnsi" w:cstheme="majorHAnsi"/>
-        </w:rPr>
-        <w:t>Github</w:t>
-      </w:r>
-      <w:proofErr w:type="spellEnd"/>
-      <w:r>
-        <w:rPr>
-          <w:rFonts w:asciiTheme="majorHAnsi" w:hAnsiTheme="majorHAnsi" w:cstheme="majorHAnsi"/>
-        </w:rPr>
-        <w:t xml:space="preserve">, Git, </w:t>
-      </w:r>
-      <w:proofErr w:type="spellStart"/>
-      <w:r>
-        <w:rPr>
-          <w:rFonts w:asciiTheme="majorHAnsi" w:hAnsiTheme="majorHAnsi" w:cstheme="majorHAnsi"/>
-        </w:rPr>
-        <w:t>Pycharm</w:t>
-      </w:r>
-      <w:proofErr w:type="spellEnd"/>
-      <w:r>
-        <w:rPr>
-          <w:rFonts w:asciiTheme="majorHAnsi" w:hAnsiTheme="majorHAnsi" w:cstheme="majorHAnsi"/>
-        </w:rPr>
-        <w:t>, VS Code, Anaconda</w:t>
+        <w:t>Github, Git, Pycharm, VS Code, Anaconda</w:t>
       </w:r>
     </w:p>
     <w:p>
       <w:pPr>
+        <w:pStyle w:val="ListParagraph"/>
+        <w:numPr>
+          <w:ilvl w:val="0"/>
+          <w:numId w:val="15"/>
+        </w:numPr>
         <w:tabs>
           <w:tab w:val="left" w:pos="630"/>
         </w:tabs>
-        <w:rPr>
-          <w:rFonts w:asciiTheme="majorHAnsi" w:hAnsiTheme="majorHAnsi" w:cstheme="majorHAnsi"/>
-          <w:sz w:val="8"/>
-          <w:szCs w:val="10"/>
-        </w:rPr>
-      </w:pPr>
-      <w:r>
-        <w:rPr>
-          <w:rFonts w:asciiTheme="majorHAnsi" w:hAnsiTheme="majorHAnsi" w:cstheme="majorHAnsi"/>
-          <w:noProof/>
-          <w:sz w:val="8"/>
-          <w:szCs w:val="10"/>
-        </w:rPr>
-        <mc:AlternateContent>
-          <mc:Choice Requires="wps">
-            <w:drawing>
-              <wp:inline distT="0" distB="0" distL="0" distR="0" wp14:anchorId="7386CB30" wp14:editId="152DEDDF">
-                <wp:extent cx="5943600" cy="0"/>
-                <wp:effectExtent l="0" t="0" r="0" b="0"/>
-                <wp:docPr id="9" name="Straight Connector 9"/>
-                <wp:cNvGraphicFramePr/>
-                <a:graphic xmlns:a="http://schemas.openxmlformats.org/drawingml/2006/main">
-                  <a:graphicData uri="http://schemas.microsoft.com/office/word/2010/wordprocessingShape">
-                    <wps:wsp>
-                      <wps:cNvCnPr/>
-                      <wps:spPr>
-                        <a:xfrm>
-                          <a:off x="0" y="0"/>
-                          <a:ext cx="5943600" cy="0"/>
-                        </a:xfrm>
-                        <a:prstGeom prst="line">
-                          <a:avLst/>
-                        </a:prstGeom>
-                        <a:noFill/>
-                        <a:ln w="12700" cap="flat" cmpd="sng" algn="ctr">
-                          <a:solidFill>
-                            <a:srgbClr val="7E97AD">
-                              <a:lumMod val="20000"/>
-                              <a:lumOff val="80000"/>
-                            </a:srgbClr>
-                          </a:solidFill>
-                          <a:prstDash val="solid"/>
-                        </a:ln>
-                        <a:effectLst/>
-                      </wps:spPr>
-                      <wps:bodyPr/>
-                    </wps:wsp>
-                  </a:graphicData>
-                </a:graphic>
-              </wp:inline>
-            </w:drawing>
-          </mc:Choice>
-          <mc:Fallback>
-            <w:pict>
-              <v:line w14:anchorId="2C2B8A9A" id="Straight Connector 9" o:spid="_x0000_s1026" style="visibility:visible;mso-wrap-style:square;mso-left-percent:-10001;mso-top-percent:-10001;mso-position-horizontal:absolute;mso-position-horizontal-relative:char;mso-position-vertical:absolute;mso-position-vertical-relative:line;mso-left-percent:-10001;mso-top-percent:-10001" from="0,0" to="468pt,0" o:gfxdata="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" strokecolor="#e5eaef" strokeweight="1pt">
-                <w10:anchorlock/>
-              </v:line>
-            </w:pict>
-          </mc:Fallback>
-        </mc:AlternateContent>
+        <w:spacing w:line="276" w:lineRule="auto"/>
+        <w:ind w:hanging="810"/>
+        <w:rPr>
+          <w:rFonts w:asciiTheme="majorHAnsi" w:hAnsiTheme="majorHAnsi" w:cstheme="majorHAnsi"/>
+          <w:b/>
+          <w:bCs/>
+        </w:rPr>
+      </w:pPr>
+      <w:r>
+        <w:rPr>
+          <w:rFonts w:asciiTheme="majorHAnsi" w:hAnsiTheme="majorHAnsi" w:cstheme="majorHAnsi"/>
+          <w:b/>
+          <w:bCs/>
+        </w:rPr>
+        <w:t>AI &amp; Machine Learning</w:t>
+      </w:r>
+      <w:r>
+        <w:rPr>
+          <w:rFonts w:asciiTheme="majorHAnsi" w:hAnsiTheme="majorHAnsi" w:cstheme="majorHAnsi"/>
+          <w:b/>
+          <w:bCs/>
+        </w:rPr>
+        <w:t xml:space="preserve">: </w:t>
+      </w:r>
+      <w:r>
+        <w:rPr>
+          <w:rFonts w:asciiTheme="majorHAnsi" w:hAnsiTheme="majorHAnsi" w:cstheme="majorHAnsi"/>
+          <w:b/>
+          <w:bCs/>
+        </w:rPr>
+        <w:tab/>
+      </w:r>
+      <w:r>
+        <w:rPr>
+          <w:rFonts w:asciiTheme="majorHAnsi" w:hAnsiTheme="majorHAnsi" w:cstheme="majorHAnsi"/>
+        </w:rPr>
+        <w:t>LangChain, Vector Databases (ChromaDB), and RAG.</w:t>
       </w:r>
     </w:p>
     <w:p>
@@ -801,19 +731,11 @@
           <w:rFonts w:cstheme="majorHAnsi"/>
         </w:rPr>
       </w:pPr>
-      <w:proofErr w:type="spellStart"/>
       <w:r>
         <w:rPr>
           <w:rFonts w:cstheme="majorHAnsi"/>
         </w:rPr>
-        <w:t>Bhilai</w:t>
-      </w:r>
-      <w:proofErr w:type="spellEnd"/>
-      <w:r>
-        <w:rPr>
-          <w:rFonts w:cstheme="majorHAnsi"/>
-        </w:rPr>
-        <w:t xml:space="preserve"> Institute of Technology, Raipur</w:t>
+        <w:t>Bhilai Institute of Technology, Raipur</w:t>
       </w:r>
       <w:r>
         <w:rPr>
@@ -843,7 +765,6 @@
         </w:rPr>
         <w:t xml:space="preserve">      </w:t>
       </w:r>
-      <w:proofErr w:type="spellStart"/>
       <w:r>
         <w:rPr>
           <w:rFonts w:asciiTheme="majorHAnsi" w:hAnsiTheme="majorHAnsi" w:cstheme="majorHAnsi"/>
@@ -856,7 +777,6 @@
         </w:rPr>
         <w:t>.Tech</w:t>
       </w:r>
-      <w:proofErr w:type="spellEnd"/>
       <w:r>
         <w:rPr>
           <w:rFonts w:asciiTheme="majorHAnsi" w:hAnsiTheme="majorHAnsi" w:cstheme="majorHAnsi"/>
@@ -949,7 +869,13 @@
         <w:rPr>
           <w:rFonts w:cstheme="majorHAnsi"/>
         </w:rPr>
-        <w:t>2025-Present</w:t>
+        <w:t>2025-</w:t>
+      </w:r>
+      <w:r>
+        <w:rPr>
+          <w:rFonts w:cstheme="majorHAnsi"/>
+        </w:rPr>
+        <w:t>2026</w:t>
       </w:r>
     </w:p>
     <w:p>
@@ -972,6 +898,46 @@
           <w:rFonts w:asciiTheme="majorHAnsi" w:hAnsiTheme="majorHAnsi" w:cstheme="majorHAnsi"/>
         </w:rPr>
         <w:t>Post Graduate Diploma in Big Data and Analytics (PG-DBDA)</w:t>
+      </w:r>
+    </w:p>
+    <w:p>
+      <w:pPr>
+        <w:tabs>
+          <w:tab w:val="left" w:pos="630"/>
+        </w:tabs>
+        <w:rPr>
+          <w:rFonts w:asciiTheme="majorHAnsi" w:hAnsiTheme="majorHAnsi" w:cstheme="majorHAnsi"/>
+        </w:rPr>
+      </w:pPr>
+      <w:r>
+        <w:rPr>
+          <w:rFonts w:asciiTheme="majorHAnsi" w:hAnsiTheme="majorHAnsi" w:cstheme="majorHAnsi"/>
+        </w:rPr>
+        <w:t xml:space="preserve">      </w:t>
+      </w:r>
+      <w:r>
+        <w:rPr>
+          <w:rFonts w:asciiTheme="majorHAnsi" w:hAnsiTheme="majorHAnsi" w:cstheme="majorHAnsi"/>
+        </w:rPr>
+        <w:t>CCAT-RANK=130</w:t>
+      </w:r>
+      <w:r>
+        <w:rPr>
+          <w:rFonts w:asciiTheme="majorHAnsi" w:hAnsiTheme="majorHAnsi" w:cstheme="majorHAnsi"/>
+        </w:rPr>
+        <w:tab/>
+      </w:r>
+      <w:r>
+        <w:rPr>
+          <w:rFonts w:asciiTheme="majorHAnsi" w:hAnsiTheme="majorHAnsi" w:cstheme="majorHAnsi"/>
+        </w:rPr>
+        <w:tab/>
+      </w:r>
+      <w:r>
+        <w:rPr>
+          <w:rFonts w:asciiTheme="majorHAnsi" w:hAnsiTheme="majorHAnsi" w:cstheme="majorHAnsi"/>
+        </w:rPr>
+        <w:t>CCEE score = 85%</w:t>
       </w:r>
     </w:p>
     <w:p>
@@ -1072,186 +1038,190 @@
     </w:p>
     <w:p>
       <w:pPr>
-        <w:pStyle w:val="Heading2"/>
-        <w:tabs>
-          <w:tab w:val="left" w:pos="630"/>
-        </w:tabs>
-        <w:rPr>
-          <w:rFonts w:cstheme="majorHAnsi"/>
-        </w:rPr>
-      </w:pPr>
-      <w:r>
-        <w:rPr>
-          <w:rFonts w:cstheme="majorHAnsi"/>
-        </w:rPr>
-        <w:t>Comparative Analysis of Hybrid Encryption (AES-RSA vs. AES-Triple DES) for Multimedia Security</w:t>
+        <w:tabs>
+          <w:tab w:val="num" w:pos="630"/>
+        </w:tabs>
+      </w:pPr>
+      <w:r>
+        <w:rPr>
+          <w:b/>
+          <w:bCs/>
+        </w:rPr>
+        <w:t>RAG-Based Voice Chatbot for Scanned PDFs, SQL &amp; Multimedia Retrieval</w:t>
+      </w:r>
+      <w:r>
+        <w:rPr>
+          <w:b/>
+          <w:bCs/>
+        </w:rPr>
+        <w:t xml:space="preserve"> </w:t>
+      </w:r>
+      <w:r>
+        <w:t xml:space="preserve">| </w:t>
+      </w:r>
+      <w:r>
+        <w:rPr>
+          <w:i/>
+          <w:iCs/>
+        </w:rPr>
+        <w:t>GenAI, Python, LangChain, SQL</w:t>
       </w:r>
     </w:p>
     <w:p>
       <w:pPr>
-        <w:pStyle w:val="Heading2"/>
         <w:numPr>
           <w:ilvl w:val="0"/>
-          <w:numId w:val="10"/>
+          <w:numId w:val="20"/>
         </w:numPr>
-        <w:tabs>
-          <w:tab w:val="left" w:pos="630"/>
-        </w:tabs>
-        <w:rPr>
-          <w:rFonts w:cstheme="majorHAnsi"/>
-          <w:b w:val="0"/>
-          <w:bCs w:val="0"/>
-        </w:rPr>
-      </w:pPr>
-      <w:r>
-        <w:rPr>
-          <w:rFonts w:cstheme="majorHAnsi"/>
-          <w:b w:val="0"/>
-          <w:bCs w:val="0"/>
-        </w:rPr>
-        <w:t>Designed and implemented a comparative analysis framework to evaluate the performance of hybrid AES-RSA and AES-Triple DES models for encrypting large multimedia datasets (images/videos).</w:t>
+      </w:pPr>
+      <w:r>
+        <w:t>Built a multimodal RAG pipeline to query scanned PDFs, images, and video/audio metadata using semantic search and vector embeddings.</w:t>
       </w:r>
     </w:p>
     <w:p>
       <w:pPr>
-        <w:pStyle w:val="Heading2"/>
         <w:numPr>
           <w:ilvl w:val="0"/>
-          <w:numId w:val="10"/>
+          <w:numId w:val="20"/>
         </w:numPr>
-        <w:tabs>
-          <w:tab w:val="left" w:pos="630"/>
-        </w:tabs>
-        <w:rPr>
-          <w:rFonts w:cstheme="majorHAnsi"/>
-          <w:b w:val="0"/>
-          <w:bCs w:val="0"/>
-        </w:rPr>
-      </w:pPr>
-      <w:r>
-        <w:rPr>
-          <w:rFonts w:cstheme="majorHAnsi"/>
-          <w:b w:val="0"/>
-          <w:bCs w:val="0"/>
-        </w:rPr>
-        <w:t>Benchmarked models based on critical security metrics (e.g., key management, security strength) and performance metrics (e.g., encryption/decryption speed and computational overhead).</w:t>
+      </w:pPr>
+      <w:r>
+        <w:t>Developed a Natural Language to SQL (NL2SQL) engine to enable complex multi-database queries via conversational prompts.</w:t>
       </w:r>
     </w:p>
     <w:p>
       <w:pPr>
-        <w:pStyle w:val="Heading2"/>
         <w:numPr>
           <w:ilvl w:val="0"/>
-          <w:numId w:val="10"/>
+          <w:numId w:val="20"/>
         </w:numPr>
-        <w:tabs>
-          <w:tab w:val="left" w:pos="630"/>
-        </w:tabs>
-        <w:rPr>
-          <w:rFonts w:cstheme="majorHAnsi"/>
-          <w:b w:val="0"/>
-          <w:bCs w:val="0"/>
-        </w:rPr>
-      </w:pPr>
-      <w:r>
-        <w:rPr>
-          <w:rFonts w:cstheme="majorHAnsi"/>
-          <w:b w:val="0"/>
-          <w:bCs w:val="0"/>
-        </w:rPr>
-        <w:t>Delivered data-driven recommendations for selecting optimal hybrid schemes, demonstrating expertise in symmetric, asymmetric, and combined cryptographic methodologies.</w:t>
+      </w:pPr>
+      <w:r>
+        <w:t>Integrated Speech-to-Text (STT) to provide a hands-free voice interface for document and database interaction.</w:t>
       </w:r>
     </w:p>
     <w:p>
       <w:pPr>
-        <w:rPr>
-          <w:rFonts w:asciiTheme="majorHAnsi" w:eastAsiaTheme="majorEastAsia" w:hAnsiTheme="majorHAnsi" w:cstheme="majorHAnsi"/>
+        <w:tabs>
+          <w:tab w:val="num" w:pos="630"/>
+        </w:tabs>
+      </w:pPr>
+      <w:r>
+        <w:rPr>
           <w:b/>
           <w:bCs/>
-          <w:kern w:val="20"/>
-          <w:szCs w:val="20"/>
-          <w14:ligatures w14:val="standardContextual"/>
-        </w:rPr>
-      </w:pPr>
-      <w:r>
-        <w:rPr>
-          <w:rFonts w:asciiTheme="majorHAnsi" w:eastAsiaTheme="majorEastAsia" w:hAnsiTheme="majorHAnsi" w:cstheme="majorHAnsi"/>
+        </w:rPr>
+        <w:t>Comparative Analysis: Hybrid Multimedia Encryption</w:t>
+      </w:r>
+      <w:r>
+        <w:t xml:space="preserve"> | </w:t>
+      </w:r>
+      <w:r>
+        <w:rPr>
+          <w:i/>
+          <w:iCs/>
+        </w:rPr>
+        <w:t>Cryptography, Python, Research</w:t>
+      </w:r>
+    </w:p>
+    <w:p>
+      <w:pPr>
+        <w:numPr>
+          <w:ilvl w:val="0"/>
+          <w:numId w:val="21"/>
+        </w:numPr>
+        <w:tabs>
+          <w:tab w:val="num" w:pos="630"/>
+        </w:tabs>
+      </w:pPr>
+      <w:r>
+        <w:t xml:space="preserve">Benchmarked </w:t>
+      </w:r>
+      <w:r>
+        <w:rPr>
           <w:b/>
           <w:bCs/>
-          <w:kern w:val="20"/>
-          <w:szCs w:val="20"/>
-          <w14:ligatures w14:val="standardContextual"/>
-        </w:rPr>
-        <w:t>Cloud Data Security using Hybrid Cryptography (AES-RSA)</w:t>
+        </w:rPr>
+        <w:t>AES-RSA vs. AES-3DES</w:t>
+      </w:r>
+      <w:r>
+        <w:t xml:space="preserve"> performance on large multimedia datasets, evaluating latency and CPU overhead.</w:t>
       </w:r>
     </w:p>
     <w:p>
       <w:pPr>
         <w:numPr>
           <w:ilvl w:val="0"/>
-          <w:numId w:val="17"/>
+          <w:numId w:val="21"/>
         </w:numPr>
-        <w:rPr>
-          <w:rFonts w:asciiTheme="majorHAnsi" w:eastAsiaTheme="majorEastAsia" w:hAnsiTheme="majorHAnsi" w:cstheme="majorHAnsi"/>
-          <w:kern w:val="20"/>
-          <w:szCs w:val="20"/>
-          <w14:ligatures w14:val="standardContextual"/>
-        </w:rPr>
-      </w:pPr>
-      <w:r>
-        <w:rPr>
-          <w:rFonts w:asciiTheme="majorHAnsi" w:eastAsiaTheme="majorEastAsia" w:hAnsiTheme="majorHAnsi" w:cstheme="majorHAnsi"/>
-          <w:kern w:val="20"/>
-          <w:szCs w:val="20"/>
-          <w14:ligatures w14:val="standardContextual"/>
-        </w:rPr>
-        <w:t>Developed and deployed a hybrid AES-RSA model for securing sensitive data transfer in cloud environments (AWS).</w:t>
+        <w:tabs>
+          <w:tab w:val="num" w:pos="630"/>
+        </w:tabs>
+      </w:pPr>
+      <w:r>
+        <w:t>Delivered data-driven recommendations for optimal encryption schemes in high-speed video processing environments.</w:t>
       </w:r>
     </w:p>
     <w:p>
       <w:pPr>
+        <w:tabs>
+          <w:tab w:val="num" w:pos="630"/>
+        </w:tabs>
+      </w:pPr>
+      <w:r>
+        <w:rPr>
+          <w:b/>
+          <w:bCs/>
+        </w:rPr>
+        <w:t>Cloud Data Security (AES-RSA)</w:t>
+      </w:r>
+      <w:r>
+        <w:t xml:space="preserve"> | </w:t>
+      </w:r>
+      <w:r>
+        <w:rPr>
+          <w:i/>
+          <w:iCs/>
+        </w:rPr>
+        <w:t>AWS, Security, Cryptography</w:t>
+      </w:r>
+    </w:p>
+    <w:p>
+      <w:pPr>
         <w:numPr>
           <w:ilvl w:val="0"/>
-          <w:numId w:val="17"/>
+          <w:numId w:val="22"/>
         </w:numPr>
-        <w:rPr>
-          <w:rFonts w:asciiTheme="majorHAnsi" w:eastAsiaTheme="majorEastAsia" w:hAnsiTheme="majorHAnsi" w:cstheme="majorHAnsi"/>
-          <w:kern w:val="20"/>
-          <w:szCs w:val="20"/>
-          <w14:ligatures w14:val="standardContextual"/>
-        </w:rPr>
-      </w:pPr>
-      <w:r>
-        <w:rPr>
-          <w:rFonts w:asciiTheme="majorHAnsi" w:eastAsiaTheme="majorEastAsia" w:hAnsiTheme="majorHAnsi" w:cstheme="majorHAnsi"/>
-          <w:kern w:val="20"/>
-          <w:szCs w:val="20"/>
-          <w14:ligatures w14:val="standardContextual"/>
-        </w:rPr>
-        <w:t>Architected a robust key management protocol using double encryption to secure data between client and server.</w:t>
+        <w:tabs>
+          <w:tab w:val="num" w:pos="630"/>
+        </w:tabs>
+      </w:pPr>
+      <w:r>
+        <w:t xml:space="preserve">Architected a secure data transfer pipeline on </w:t>
+      </w:r>
+      <w:r>
+        <w:rPr>
+          <w:b/>
+          <w:bCs/>
+        </w:rPr>
+        <w:t>AWS</w:t>
+      </w:r>
+      <w:r>
+        <w:t xml:space="preserve"> using hybrid encryption and a robust double-encryption key protocol.</w:t>
       </w:r>
     </w:p>
     <w:p>
       <w:pPr>
         <w:numPr>
           <w:ilvl w:val="0"/>
-          <w:numId w:val="17"/>
+          <w:numId w:val="22"/>
         </w:numPr>
-        <w:rPr>
-          <w:rFonts w:asciiTheme="majorHAnsi" w:eastAsiaTheme="majorEastAsia" w:hAnsiTheme="majorHAnsi" w:cstheme="majorHAnsi"/>
-          <w:kern w:val="20"/>
-          <w:szCs w:val="20"/>
-          <w14:ligatures w14:val="standardContextual"/>
-        </w:rPr>
-      </w:pPr>
-      <w:r>
-        <w:rPr>
-          <w:rFonts w:asciiTheme="majorHAnsi" w:eastAsiaTheme="majorEastAsia" w:hAnsiTheme="majorHAnsi" w:cstheme="majorHAnsi"/>
-          <w:kern w:val="20"/>
-          <w:szCs w:val="20"/>
-          <w14:ligatures w14:val="standardContextual"/>
-        </w:rPr>
-        <w:t>Validated secure, low-latency data protection, showcasing expertise in combined symmetric and asymmetric cryptography.</w:t>
+        <w:tabs>
+          <w:tab w:val="num" w:pos="630"/>
+        </w:tabs>
+      </w:pPr>
+      <w:r>
+        <w:t>Validated low-latency protection for client-server communication, focusing on mitigating MITM vulnerabilities.</w:t>
       </w:r>
     </w:p>
     <w:p>
@@ -1361,6 +1331,7 @@
         <w:jc w:val="both"/>
       </w:pPr>
       <w:r>
+        <w:lastRenderedPageBreak/>
         <w:t xml:space="preserve">Email – </w:t>
       </w:r>
       <w:hyperlink r:id="rId11" w:history="1">
@@ -1406,15 +1377,7 @@
         <w:t xml:space="preserve"> 7000202832</w:t>
       </w:r>
       <w:r>
-        <w:t xml:space="preserve">                                                          </w:t>
-      </w:r>
-      <w:proofErr w:type="spellStart"/>
-      <w:r>
-        <w:t>Github</w:t>
-      </w:r>
-      <w:proofErr w:type="spellEnd"/>
-      <w:r>
-        <w:t xml:space="preserve"> - </w:t>
+        <w:t xml:space="preserve">                                                          Github - </w:t>
       </w:r>
       <w:bookmarkStart w:id="0" w:name="_Hlk186360395"/>
       <w:r>
@@ -1430,30 +1393,8 @@
         <w:rPr>
           <w:rStyle w:val="Hyperlink"/>
         </w:rPr>
-        <w:t xml:space="preserve">Harsh </w:t>
-      </w:r>
-      <w:proofErr w:type="spellStart"/>
-      <w:r>
-        <w:rPr>
-          <w:rStyle w:val="Hyperlink"/>
-        </w:rPr>
-        <w:t>Chandrakar</w:t>
-      </w:r>
-      <w:proofErr w:type="spellEnd"/>
-      <w:r>
-        <w:rPr>
-          <w:rStyle w:val="Hyperlink"/>
-        </w:rPr>
-        <w:t xml:space="preserve"> | </w:t>
-      </w:r>
-      <w:proofErr w:type="spellStart"/>
-      <w:r>
-        <w:rPr>
-          <w:rStyle w:val="Hyperlink"/>
-        </w:rPr>
-        <w:t>Github</w:t>
-      </w:r>
-      <w:proofErr w:type="spellEnd"/>
+        <w:t>Harsh Chandrakar | Github</w:t>
+      </w:r>
       <w:r>
         <w:fldChar w:fldCharType="end"/>
       </w:r>
@@ -1518,6 +1459,155 @@
 <file path=word/numbering.xml><?xml version="1.0" encoding="utf-8"?>
 <w:numbering xmlns:wpc="http://schemas.microsoft.com/office/word/2010/wordprocessingCanvas" xmlns:cx="http://schemas.microsoft.com/office/drawing/2014/chartex" xmlns:cx1="http://schemas.microsoft.com/office/drawing/2015/9/8/chartex" xmlns:cx2="http://schemas.microsoft.com/office/drawing/2015/10/21/chartex" xmlns:cx3="http://schemas.microsoft.com/office/drawing/2016/5/9/chartex" xmlns:cx4="http://schemas.microsoft.com/office/drawing/2016/5/10/chartex" xmlns:cx5="http://schemas.microsoft.com/office/drawing/2016/5/11/chartex" xmlns:cx6="http://schemas.microsoft.com/office/drawing/2016/5/12/chartex" xmlns:cx7="http://schemas.microsoft.com/office/drawing/2016/5/13/chartex" xmlns:cx8="http://schemas.microsoft.com/office/drawing/2016/5/14/chartex" xmlns:mc="http://schemas.openxmlformats.org/markup-compatibility/2006" xmlns:aink="http://schemas.microsoft.com/office/drawing/2016/ink" xmlns:am3d="http://schemas.microsoft.com/office/drawing/2017/model3d" xmlns:o="urn:schemas-microsoft-com:office:office" xmlns:oel="http://schemas.microsoft.com/office/2019/extlst" xmlns:r="http://schemas.openxmlformats.org/officeDocument/2006/relationships" xmlns:m="http://schemas.openxmlformats.org/officeDocument/2006/math" xmlns:v="urn:schemas-microsoft-com:vml" xmlns:wp14="http://schemas.microsoft.com/office/word/2010/wordprocessingDrawing" xmlns:wp="http://schemas.openxmlformats.org/drawingml/2006/wordprocessingDrawing" xmlns:w10="urn:schemas-microsoft-com:office:word" xmlns:w="http://schemas.openxmlformats.org/wordprocessingml/2006/main" xmlns:w14="http://schemas.microsoft.com/office/word/2010/wordml" xmlns:w15="http://schemas.microsoft.com/office/word/2012/wordml" xmlns:w16cex="http://schemas.microsoft.com/office/word/2018/wordml/cex" xmlns:w16cid="http://schemas.microsoft.com/office/word/2016/wordml/cid" xmlns:w16="http://schemas.microsoft.com/office/word/2018/wordml" xmlns:w16du="http://schemas.microsoft.com/office/word/2023/wordml/word16du" xmlns:w16sdtdh="http://schemas.microsoft.com/office/word/2020/wordml/sdtdatahash" xmlns:w16sdtfl="http://schemas.microsoft.com/office/word/2024/wordml/sdtformatlock" xmlns:w16se="http://schemas.microsoft.com/office/word/2015/wordml/symex" xmlns:wpg="http://schemas.microsoft.com/office/word/2010/wordprocessingGroup" xmlns:wpi="http://schemas.microsoft.com/office/word/2010/wordprocessingInk" xmlns:wne="http://schemas.microsoft.com/office/word/2006/wordml" xmlns:wps="http://schemas.microsoft.com/office/word/2010/wordprocessingShape" mc:Ignorable="w14 w15 w16se w16cid w16 w16cex w16sdtdh w16sdtfl w16du wp14">
   <w:abstractNum w:abstractNumId="0" w15:restartNumberingAfterBreak="0">
+    <w:nsid w:val="001B27AD"/>
+    <w:multiLevelType w:val="multilevel"/>
+    <w:tmpl w:val="4AAADF36"/>
+    <w:lvl w:ilvl="0">
+      <w:start w:val="1"/>
+      <w:numFmt w:val="bullet"/>
+      <w:lvlText w:val=""/>
+      <w:lvlJc w:val="left"/>
+      <w:pPr>
+        <w:tabs>
+          <w:tab w:val="num" w:pos="720"/>
+        </w:tabs>
+        <w:ind w:left="720" w:hanging="360"/>
+      </w:pPr>
+      <w:rPr>
+        <w:rFonts w:ascii="Symbol" w:hAnsi="Symbol" w:hint="default"/>
+        <w:sz w:val="20"/>
+      </w:rPr>
+    </w:lvl>
+    <w:lvl w:ilvl="1" w:tentative="1">
+      <w:start w:val="1"/>
+      <w:numFmt w:val="bullet"/>
+      <w:lvlText w:val="o"/>
+      <w:lvlJc w:val="left"/>
+      <w:pPr>
+        <w:tabs>
+          <w:tab w:val="num" w:pos="1440"/>
+        </w:tabs>
+        <w:ind w:left="1440" w:hanging="360"/>
+      </w:pPr>
+      <w:rPr>
+        <w:rFonts w:ascii="Courier New" w:hAnsi="Courier New" w:hint="default"/>
+        <w:sz w:val="20"/>
+      </w:rPr>
+    </w:lvl>
+    <w:lvl w:ilvl="2" w:tentative="1">
+      <w:start w:val="1"/>
+      <w:numFmt w:val="bullet"/>
+      <w:lvlText w:val=""/>
+      <w:lvlJc w:val="left"/>
+      <w:pPr>
+        <w:tabs>
+          <w:tab w:val="num" w:pos="2160"/>
+        </w:tabs>
+        <w:ind w:left="2160" w:hanging="360"/>
+      </w:pPr>
+      <w:rPr>
+        <w:rFonts w:ascii="Wingdings" w:hAnsi="Wingdings" w:hint="default"/>
+        <w:sz w:val="20"/>
+      </w:rPr>
+    </w:lvl>
+    <w:lvl w:ilvl="3" w:tentative="1">
+      <w:start w:val="1"/>
+      <w:numFmt w:val="bullet"/>
+      <w:lvlText w:val=""/>
+      <w:lvlJc w:val="left"/>
+      <w:pPr>
+        <w:tabs>
+          <w:tab w:val="num" w:pos="2880"/>
+        </w:tabs>
+        <w:ind w:left="2880" w:hanging="360"/>
+      </w:pPr>
+      <w:rPr>
+        <w:rFonts w:ascii="Wingdings" w:hAnsi="Wingdings" w:hint="default"/>
+        <w:sz w:val="20"/>
+      </w:rPr>
+    </w:lvl>
+    <w:lvl w:ilvl="4" w:tentative="1">
+      <w:start w:val="1"/>
+      <w:numFmt w:val="bullet"/>
+      <w:lvlText w:val=""/>
+      <w:lvlJc w:val="left"/>
+      <w:pPr>
+        <w:tabs>
+          <w:tab w:val="num" w:pos="3600"/>
+        </w:tabs>
+        <w:ind w:left="3600" w:hanging="360"/>
+      </w:pPr>
+      <w:rPr>
+        <w:rFonts w:ascii="Wingdings" w:hAnsi="Wingdings" w:hint="default"/>
+        <w:sz w:val="20"/>
+      </w:rPr>
+    </w:lvl>
+    <w:lvl w:ilvl="5" w:tentative="1">
+      <w:start w:val="1"/>
+      <w:numFmt w:val="bullet"/>
+      <w:lvlText w:val=""/>
+      <w:lvlJc w:val="left"/>
+      <w:pPr>
+        <w:tabs>
+          <w:tab w:val="num" w:pos="4320"/>
+        </w:tabs>
+        <w:ind w:left="4320" w:hanging="360"/>
+      </w:pPr>
+      <w:rPr>
+        <w:rFonts w:ascii="Wingdings" w:hAnsi="Wingdings" w:hint="default"/>
+        <w:sz w:val="20"/>
+      </w:rPr>
+    </w:lvl>
+    <w:lvl w:ilvl="6" w:tentative="1">
+      <w:start w:val="1"/>
+      <w:numFmt w:val="bullet"/>
+      <w:lvlText w:val=""/>
+      <w:lvlJc w:val="left"/>
+      <w:pPr>
+        <w:tabs>
+          <w:tab w:val="num" w:pos="5040"/>
+        </w:tabs>
+        <w:ind w:left="5040" w:hanging="360"/>
+      </w:pPr>
+      <w:rPr>
+        <w:rFonts w:ascii="Wingdings" w:hAnsi="Wingdings" w:hint="default"/>
+        <w:sz w:val="20"/>
+      </w:rPr>
+    </w:lvl>
+    <w:lvl w:ilvl="7" w:tentative="1">
+      <w:start w:val="1"/>
+      <w:numFmt w:val="bullet"/>
+      <w:lvlText w:val=""/>
+      <w:lvlJc w:val="left"/>
+      <w:pPr>
+        <w:tabs>
+          <w:tab w:val="num" w:pos="5760"/>
+        </w:tabs>
+        <w:ind w:left="5760" w:hanging="360"/>
+      </w:pPr>
+      <w:rPr>
+        <w:rFonts w:ascii="Wingdings" w:hAnsi="Wingdings" w:hint="default"/>
+        <w:sz w:val="20"/>
+      </w:rPr>
+    </w:lvl>
+    <w:lvl w:ilvl="8" w:tentative="1">
+      <w:start w:val="1"/>
+      <w:numFmt w:val="bullet"/>
+      <w:lvlText w:val=""/>
+      <w:lvlJc w:val="left"/>
+      <w:pPr>
+        <w:tabs>
+          <w:tab w:val="num" w:pos="6480"/>
+        </w:tabs>
+        <w:ind w:left="6480" w:hanging="360"/>
+      </w:pPr>
+      <w:rPr>
+        <w:rFonts w:ascii="Wingdings" w:hAnsi="Wingdings" w:hint="default"/>
+        <w:sz w:val="20"/>
+      </w:rPr>
+    </w:lvl>
+  </w:abstractNum>
+  <w:abstractNum w:abstractNumId="1" w15:restartNumberingAfterBreak="0">
     <w:nsid w:val="10037953"/>
     <w:multiLevelType w:val="hybridMultilevel"/>
     <w:tmpl w:val="5CFA4A22"/>
@@ -1630,7 +1720,7 @@
       </w:rPr>
     </w:lvl>
   </w:abstractNum>
-  <w:abstractNum w:abstractNumId="1" w15:restartNumberingAfterBreak="0">
+  <w:abstractNum w:abstractNumId="2" w15:restartNumberingAfterBreak="0">
     <w:nsid w:val="1054171F"/>
     <w:multiLevelType w:val="hybridMultilevel"/>
     <w:tmpl w:val="5A3067D6"/>
@@ -1742,7 +1832,7 @@
       </w:rPr>
     </w:lvl>
   </w:abstractNum>
-  <w:abstractNum w:abstractNumId="2" w15:restartNumberingAfterBreak="0">
+  <w:abstractNum w:abstractNumId="3" w15:restartNumberingAfterBreak="0">
     <w:nsid w:val="10717914"/>
     <w:multiLevelType w:val="hybridMultilevel"/>
     <w:tmpl w:val="B6CC63E2"/>
@@ -1855,7 +1945,7 @@
       </w:rPr>
     </w:lvl>
   </w:abstractNum>
-  <w:abstractNum w:abstractNumId="3" w15:restartNumberingAfterBreak="0">
+  <w:abstractNum w:abstractNumId="4" w15:restartNumberingAfterBreak="0">
     <w:nsid w:val="1E1541E8"/>
     <w:multiLevelType w:val="hybridMultilevel"/>
     <w:tmpl w:val="4F9ECDB0"/>
@@ -1968,7 +2058,7 @@
       </w:rPr>
     </w:lvl>
   </w:abstractNum>
-  <w:abstractNum w:abstractNumId="4" w15:restartNumberingAfterBreak="0">
+  <w:abstractNum w:abstractNumId="5" w15:restartNumberingAfterBreak="0">
     <w:nsid w:val="225A1C28"/>
     <w:multiLevelType w:val="hybridMultilevel"/>
     <w:tmpl w:val="9E6AEBD0"/>
@@ -2081,7 +2171,7 @@
       </w:rPr>
     </w:lvl>
   </w:abstractNum>
-  <w:abstractNum w:abstractNumId="5" w15:restartNumberingAfterBreak="0">
+  <w:abstractNum w:abstractNumId="6" w15:restartNumberingAfterBreak="0">
     <w:nsid w:val="252D5A5A"/>
     <w:multiLevelType w:val="multilevel"/>
     <w:tmpl w:val="E7B6EDBA"/>
@@ -2230,7 +2320,7 @@
       </w:rPr>
     </w:lvl>
   </w:abstractNum>
-  <w:abstractNum w:abstractNumId="6" w15:restartNumberingAfterBreak="0">
+  <w:abstractNum w:abstractNumId="7" w15:restartNumberingAfterBreak="0">
     <w:nsid w:val="27AA5E11"/>
     <w:multiLevelType w:val="hybridMultilevel"/>
     <w:tmpl w:val="F50A45EA"/>
@@ -2343,7 +2433,7 @@
       </w:rPr>
     </w:lvl>
   </w:abstractNum>
-  <w:abstractNum w:abstractNumId="7" w15:restartNumberingAfterBreak="0">
+  <w:abstractNum w:abstractNumId="8" w15:restartNumberingAfterBreak="0">
     <w:nsid w:val="37380D98"/>
     <w:multiLevelType w:val="hybridMultilevel"/>
     <w:tmpl w:val="FF0E5836"/>
@@ -2456,7 +2546,7 @@
       </w:rPr>
     </w:lvl>
   </w:abstractNum>
-  <w:abstractNum w:abstractNumId="8" w15:restartNumberingAfterBreak="0">
+  <w:abstractNum w:abstractNumId="9" w15:restartNumberingAfterBreak="0">
     <w:nsid w:val="3D187E3F"/>
     <w:multiLevelType w:val="hybridMultilevel"/>
     <w:tmpl w:val="19B8FF14"/>
@@ -2569,7 +2659,305 @@
       </w:rPr>
     </w:lvl>
   </w:abstractNum>
-  <w:abstractNum w:abstractNumId="9" w15:restartNumberingAfterBreak="0">
+  <w:abstractNum w:abstractNumId="10" w15:restartNumberingAfterBreak="0">
+    <w:nsid w:val="3D3B4DB7"/>
+    <w:multiLevelType w:val="multilevel"/>
+    <w:tmpl w:val="4AAADF36"/>
+    <w:lvl w:ilvl="0">
+      <w:start w:val="1"/>
+      <w:numFmt w:val="bullet"/>
+      <w:lvlText w:val=""/>
+      <w:lvlJc w:val="left"/>
+      <w:pPr>
+        <w:tabs>
+          <w:tab w:val="num" w:pos="720"/>
+        </w:tabs>
+        <w:ind w:left="720" w:hanging="360"/>
+      </w:pPr>
+      <w:rPr>
+        <w:rFonts w:ascii="Symbol" w:hAnsi="Symbol" w:hint="default"/>
+        <w:sz w:val="20"/>
+      </w:rPr>
+    </w:lvl>
+    <w:lvl w:ilvl="1" w:tentative="1">
+      <w:start w:val="1"/>
+      <w:numFmt w:val="bullet"/>
+      <w:lvlText w:val="o"/>
+      <w:lvlJc w:val="left"/>
+      <w:pPr>
+        <w:tabs>
+          <w:tab w:val="num" w:pos="1440"/>
+        </w:tabs>
+        <w:ind w:left="1440" w:hanging="360"/>
+      </w:pPr>
+      <w:rPr>
+        <w:rFonts w:ascii="Courier New" w:hAnsi="Courier New" w:hint="default"/>
+        <w:sz w:val="20"/>
+      </w:rPr>
+    </w:lvl>
+    <w:lvl w:ilvl="2" w:tentative="1">
+      <w:start w:val="1"/>
+      <w:numFmt w:val="bullet"/>
+      <w:lvlText w:val=""/>
+      <w:lvlJc w:val="left"/>
+      <w:pPr>
+        <w:tabs>
+          <w:tab w:val="num" w:pos="2160"/>
+        </w:tabs>
+        <w:ind w:left="2160" w:hanging="360"/>
+      </w:pPr>
+      <w:rPr>
+        <w:rFonts w:ascii="Wingdings" w:hAnsi="Wingdings" w:hint="default"/>
+        <w:sz w:val="20"/>
+      </w:rPr>
+    </w:lvl>
+    <w:lvl w:ilvl="3" w:tentative="1">
+      <w:start w:val="1"/>
+      <w:numFmt w:val="bullet"/>
+      <w:lvlText w:val=""/>
+      <w:lvlJc w:val="left"/>
+      <w:pPr>
+        <w:tabs>
+          <w:tab w:val="num" w:pos="2880"/>
+        </w:tabs>
+        <w:ind w:left="2880" w:hanging="360"/>
+      </w:pPr>
+      <w:rPr>
+        <w:rFonts w:ascii="Wingdings" w:hAnsi="Wingdings" w:hint="default"/>
+        <w:sz w:val="20"/>
+      </w:rPr>
+    </w:lvl>
+    <w:lvl w:ilvl="4" w:tentative="1">
+      <w:start w:val="1"/>
+      <w:numFmt w:val="bullet"/>
+      <w:lvlText w:val=""/>
+      <w:lvlJc w:val="left"/>
+      <w:pPr>
+        <w:tabs>
+          <w:tab w:val="num" w:pos="3600"/>
+        </w:tabs>
+        <w:ind w:left="3600" w:hanging="360"/>
+      </w:pPr>
+      <w:rPr>
+        <w:rFonts w:ascii="Wingdings" w:hAnsi="Wingdings" w:hint="default"/>
+        <w:sz w:val="20"/>
+      </w:rPr>
+    </w:lvl>
+    <w:lvl w:ilvl="5" w:tentative="1">
+      <w:start w:val="1"/>
+      <w:numFmt w:val="bullet"/>
+      <w:lvlText w:val=""/>
+      <w:lvlJc w:val="left"/>
+      <w:pPr>
+        <w:tabs>
+          <w:tab w:val="num" w:pos="4320"/>
+        </w:tabs>
+        <w:ind w:left="4320" w:hanging="360"/>
+      </w:pPr>
+      <w:rPr>
+        <w:rFonts w:ascii="Wingdings" w:hAnsi="Wingdings" w:hint="default"/>
+        <w:sz w:val="20"/>
+      </w:rPr>
+    </w:lvl>
+    <w:lvl w:ilvl="6" w:tentative="1">
+      <w:start w:val="1"/>
+      <w:numFmt w:val="bullet"/>
+      <w:lvlText w:val=""/>
+      <w:lvlJc w:val="left"/>
+      <w:pPr>
+        <w:tabs>
+          <w:tab w:val="num" w:pos="5040"/>
+        </w:tabs>
+        <w:ind w:left="5040" w:hanging="360"/>
+      </w:pPr>
+      <w:rPr>
+        <w:rFonts w:ascii="Wingdings" w:hAnsi="Wingdings" w:hint="default"/>
+        <w:sz w:val="20"/>
+      </w:rPr>
+    </w:lvl>
+    <w:lvl w:ilvl="7" w:tentative="1">
+      <w:start w:val="1"/>
+      <w:numFmt w:val="bullet"/>
+      <w:lvlText w:val=""/>
+      <w:lvlJc w:val="left"/>
+      <w:pPr>
+        <w:tabs>
+          <w:tab w:val="num" w:pos="5760"/>
+        </w:tabs>
+        <w:ind w:left="5760" w:hanging="360"/>
+      </w:pPr>
+      <w:rPr>
+        <w:rFonts w:ascii="Wingdings" w:hAnsi="Wingdings" w:hint="default"/>
+        <w:sz w:val="20"/>
+      </w:rPr>
+    </w:lvl>
+    <w:lvl w:ilvl="8" w:tentative="1">
+      <w:start w:val="1"/>
+      <w:numFmt w:val="bullet"/>
+      <w:lvlText w:val=""/>
+      <w:lvlJc w:val="left"/>
+      <w:pPr>
+        <w:tabs>
+          <w:tab w:val="num" w:pos="6480"/>
+        </w:tabs>
+        <w:ind w:left="6480" w:hanging="360"/>
+      </w:pPr>
+      <w:rPr>
+        <w:rFonts w:ascii="Wingdings" w:hAnsi="Wingdings" w:hint="default"/>
+        <w:sz w:val="20"/>
+      </w:rPr>
+    </w:lvl>
+  </w:abstractNum>
+  <w:abstractNum w:abstractNumId="11" w15:restartNumberingAfterBreak="0">
+    <w:nsid w:val="3FEA268A"/>
+    <w:multiLevelType w:val="multilevel"/>
+    <w:tmpl w:val="4AAADF36"/>
+    <w:lvl w:ilvl="0">
+      <w:start w:val="1"/>
+      <w:numFmt w:val="bullet"/>
+      <w:lvlText w:val=""/>
+      <w:lvlJc w:val="left"/>
+      <w:pPr>
+        <w:tabs>
+          <w:tab w:val="num" w:pos="720"/>
+        </w:tabs>
+        <w:ind w:left="720" w:hanging="360"/>
+      </w:pPr>
+      <w:rPr>
+        <w:rFonts w:ascii="Symbol" w:hAnsi="Symbol" w:hint="default"/>
+        <w:sz w:val="20"/>
+      </w:rPr>
+    </w:lvl>
+    <w:lvl w:ilvl="1" w:tentative="1">
+      <w:start w:val="1"/>
+      <w:numFmt w:val="bullet"/>
+      <w:lvlText w:val="o"/>
+      <w:lvlJc w:val="left"/>
+      <w:pPr>
+        <w:tabs>
+          <w:tab w:val="num" w:pos="1440"/>
+        </w:tabs>
+        <w:ind w:left="1440" w:hanging="360"/>
+      </w:pPr>
+      <w:rPr>
+        <w:rFonts w:ascii="Courier New" w:hAnsi="Courier New" w:hint="default"/>
+        <w:sz w:val="20"/>
+      </w:rPr>
+    </w:lvl>
+    <w:lvl w:ilvl="2" w:tentative="1">
+      <w:start w:val="1"/>
+      <w:numFmt w:val="bullet"/>
+      <w:lvlText w:val=""/>
+      <w:lvlJc w:val="left"/>
+      <w:pPr>
+        <w:tabs>
+          <w:tab w:val="num" w:pos="2160"/>
+        </w:tabs>
+        <w:ind w:left="2160" w:hanging="360"/>
+      </w:pPr>
+      <w:rPr>
+        <w:rFonts w:ascii="Wingdings" w:hAnsi="Wingdings" w:hint="default"/>
+        <w:sz w:val="20"/>
+      </w:rPr>
+    </w:lvl>
+    <w:lvl w:ilvl="3" w:tentative="1">
+      <w:start w:val="1"/>
+      <w:numFmt w:val="bullet"/>
+      <w:lvlText w:val=""/>
+      <w:lvlJc w:val="left"/>
+      <w:pPr>
+        <w:tabs>
+          <w:tab w:val="num" w:pos="2880"/>
+        </w:tabs>
+        <w:ind w:left="2880" w:hanging="360"/>
+      </w:pPr>
+      <w:rPr>
+        <w:rFonts w:ascii="Wingdings" w:hAnsi="Wingdings" w:hint="default"/>
+        <w:sz w:val="20"/>
+      </w:rPr>
+    </w:lvl>
+    <w:lvl w:ilvl="4" w:tentative="1">
+      <w:start w:val="1"/>
+      <w:numFmt w:val="bullet"/>
+      <w:lvlText w:val=""/>
+      <w:lvlJc w:val="left"/>
+      <w:pPr>
+        <w:tabs>
+          <w:tab w:val="num" w:pos="3600"/>
+        </w:tabs>
+        <w:ind w:left="3600" w:hanging="360"/>
+      </w:pPr>
+      <w:rPr>
+        <w:rFonts w:ascii="Wingdings" w:hAnsi="Wingdings" w:hint="default"/>
+        <w:sz w:val="20"/>
+      </w:rPr>
+    </w:lvl>
+    <w:lvl w:ilvl="5" w:tentative="1">
+      <w:start w:val="1"/>
+      <w:numFmt w:val="bullet"/>
+      <w:lvlText w:val=""/>
+      <w:lvlJc w:val="left"/>
+      <w:pPr>
+        <w:tabs>
+          <w:tab w:val="num" w:pos="4320"/>
+        </w:tabs>
+        <w:ind w:left="4320" w:hanging="360"/>
+      </w:pPr>
+      <w:rPr>
+        <w:rFonts w:ascii="Wingdings" w:hAnsi="Wingdings" w:hint="default"/>
+        <w:sz w:val="20"/>
+      </w:rPr>
+    </w:lvl>
+    <w:lvl w:ilvl="6" w:tentative="1">
+      <w:start w:val="1"/>
+      <w:numFmt w:val="bullet"/>
+      <w:lvlText w:val=""/>
+      <w:lvlJc w:val="left"/>
+      <w:pPr>
+        <w:tabs>
+          <w:tab w:val="num" w:pos="5040"/>
+        </w:tabs>
+        <w:ind w:left="5040" w:hanging="360"/>
+      </w:pPr>
+      <w:rPr>
+        <w:rFonts w:ascii="Wingdings" w:hAnsi="Wingdings" w:hint="default"/>
+        <w:sz w:val="20"/>
+      </w:rPr>
+    </w:lvl>
+    <w:lvl w:ilvl="7" w:tentative="1">
+      <w:start w:val="1"/>
+      <w:numFmt w:val="bullet"/>
+      <w:lvlText w:val=""/>
+      <w:lvlJc w:val="left"/>
+      <w:pPr>
+        <w:tabs>
+          <w:tab w:val="num" w:pos="5760"/>
+        </w:tabs>
+        <w:ind w:left="5760" w:hanging="360"/>
+      </w:pPr>
+      <w:rPr>
+        <w:rFonts w:ascii="Wingdings" w:hAnsi="Wingdings" w:hint="default"/>
+        <w:sz w:val="20"/>
+      </w:rPr>
+    </w:lvl>
+    <w:lvl w:ilvl="8" w:tentative="1">
+      <w:start w:val="1"/>
+      <w:numFmt w:val="bullet"/>
+      <w:lvlText w:val=""/>
+      <w:lvlJc w:val="left"/>
+      <w:pPr>
+        <w:tabs>
+          <w:tab w:val="num" w:pos="6480"/>
+        </w:tabs>
+        <w:ind w:left="6480" w:hanging="360"/>
+      </w:pPr>
+      <w:rPr>
+        <w:rFonts w:ascii="Wingdings" w:hAnsi="Wingdings" w:hint="default"/>
+        <w:sz w:val="20"/>
+      </w:rPr>
+    </w:lvl>
+  </w:abstractNum>
+  <w:abstractNum w:abstractNumId="12" w15:restartNumberingAfterBreak="0">
     <w:nsid w:val="469D30AC"/>
     <w:multiLevelType w:val="hybridMultilevel"/>
     <w:tmpl w:val="EC7CED6E"/>
@@ -2681,7 +3069,7 @@
       </w:rPr>
     </w:lvl>
   </w:abstractNum>
-  <w:abstractNum w:abstractNumId="10" w15:restartNumberingAfterBreak="0">
+  <w:abstractNum w:abstractNumId="13" w15:restartNumberingAfterBreak="0">
     <w:nsid w:val="47FD00E2"/>
     <w:multiLevelType w:val="multilevel"/>
     <w:tmpl w:val="310AD610"/>
@@ -2830,7 +3218,7 @@
       </w:rPr>
     </w:lvl>
   </w:abstractNum>
-  <w:abstractNum w:abstractNumId="11" w15:restartNumberingAfterBreak="0">
+  <w:abstractNum w:abstractNumId="14" w15:restartNumberingAfterBreak="0">
     <w:nsid w:val="4A3504A6"/>
     <w:multiLevelType w:val="multilevel"/>
     <w:tmpl w:val="FD483E2C"/>
@@ -2979,7 +3367,7 @@
       </w:rPr>
     </w:lvl>
   </w:abstractNum>
-  <w:abstractNum w:abstractNumId="12" w15:restartNumberingAfterBreak="0">
+  <w:abstractNum w:abstractNumId="15" w15:restartNumberingAfterBreak="0">
     <w:nsid w:val="518A6393"/>
     <w:multiLevelType w:val="hybridMultilevel"/>
     <w:tmpl w:val="71FEB380"/>
@@ -3092,7 +3480,7 @@
       </w:rPr>
     </w:lvl>
   </w:abstractNum>
-  <w:abstractNum w:abstractNumId="13" w15:restartNumberingAfterBreak="0">
+  <w:abstractNum w:abstractNumId="16" w15:restartNumberingAfterBreak="0">
     <w:nsid w:val="55CE1551"/>
     <w:multiLevelType w:val="hybridMultilevel"/>
     <w:tmpl w:val="DF5C8E34"/>
@@ -3205,7 +3593,156 @@
       </w:rPr>
     </w:lvl>
   </w:abstractNum>
-  <w:abstractNum w:abstractNumId="14" w15:restartNumberingAfterBreak="0">
+  <w:abstractNum w:abstractNumId="17" w15:restartNumberingAfterBreak="0">
+    <w:nsid w:val="6459778B"/>
+    <w:multiLevelType w:val="multilevel"/>
+    <w:tmpl w:val="4AAADF36"/>
+    <w:lvl w:ilvl="0">
+      <w:start w:val="1"/>
+      <w:numFmt w:val="bullet"/>
+      <w:lvlText w:val=""/>
+      <w:lvlJc w:val="left"/>
+      <w:pPr>
+        <w:tabs>
+          <w:tab w:val="num" w:pos="720"/>
+        </w:tabs>
+        <w:ind w:left="720" w:hanging="360"/>
+      </w:pPr>
+      <w:rPr>
+        <w:rFonts w:ascii="Symbol" w:hAnsi="Symbol" w:hint="default"/>
+        <w:sz w:val="20"/>
+      </w:rPr>
+    </w:lvl>
+    <w:lvl w:ilvl="1" w:tentative="1">
+      <w:start w:val="1"/>
+      <w:numFmt w:val="bullet"/>
+      <w:lvlText w:val="o"/>
+      <w:lvlJc w:val="left"/>
+      <w:pPr>
+        <w:tabs>
+          <w:tab w:val="num" w:pos="1440"/>
+        </w:tabs>
+        <w:ind w:left="1440" w:hanging="360"/>
+      </w:pPr>
+      <w:rPr>
+        <w:rFonts w:ascii="Courier New" w:hAnsi="Courier New" w:hint="default"/>
+        <w:sz w:val="20"/>
+      </w:rPr>
+    </w:lvl>
+    <w:lvl w:ilvl="2" w:tentative="1">
+      <w:start w:val="1"/>
+      <w:numFmt w:val="bullet"/>
+      <w:lvlText w:val=""/>
+      <w:lvlJc w:val="left"/>
+      <w:pPr>
+        <w:tabs>
+          <w:tab w:val="num" w:pos="2160"/>
+        </w:tabs>
+        <w:ind w:left="2160" w:hanging="360"/>
+      </w:pPr>
+      <w:rPr>
+        <w:rFonts w:ascii="Wingdings" w:hAnsi="Wingdings" w:hint="default"/>
+        <w:sz w:val="20"/>
+      </w:rPr>
+    </w:lvl>
+    <w:lvl w:ilvl="3" w:tentative="1">
+      <w:start w:val="1"/>
+      <w:numFmt w:val="bullet"/>
+      <w:lvlText w:val=""/>
+      <w:lvlJc w:val="left"/>
+      <w:pPr>
+        <w:tabs>
+          <w:tab w:val="num" w:pos="2880"/>
+        </w:tabs>
+        <w:ind w:left="2880" w:hanging="360"/>
+      </w:pPr>
+      <w:rPr>
+        <w:rFonts w:ascii="Wingdings" w:hAnsi="Wingdings" w:hint="default"/>
+        <w:sz w:val="20"/>
+      </w:rPr>
+    </w:lvl>
+    <w:lvl w:ilvl="4" w:tentative="1">
+      <w:start w:val="1"/>
+      <w:numFmt w:val="bullet"/>
+      <w:lvlText w:val=""/>
+      <w:lvlJc w:val="left"/>
+      <w:pPr>
+        <w:tabs>
+          <w:tab w:val="num" w:pos="3600"/>
+        </w:tabs>
+        <w:ind w:left="3600" w:hanging="360"/>
+      </w:pPr>
+      <w:rPr>
+        <w:rFonts w:ascii="Wingdings" w:hAnsi="Wingdings" w:hint="default"/>
+        <w:sz w:val="20"/>
+      </w:rPr>
+    </w:lvl>
+    <w:lvl w:ilvl="5" w:tentative="1">
+      <w:start w:val="1"/>
+      <w:numFmt w:val="bullet"/>
+      <w:lvlText w:val=""/>
+      <w:lvlJc w:val="left"/>
+      <w:pPr>
+        <w:tabs>
+          <w:tab w:val="num" w:pos="4320"/>
+        </w:tabs>
+        <w:ind w:left="4320" w:hanging="360"/>
+      </w:pPr>
+      <w:rPr>
+        <w:rFonts w:ascii="Wingdings" w:hAnsi="Wingdings" w:hint="default"/>
+        <w:sz w:val="20"/>
+      </w:rPr>
+    </w:lvl>
+    <w:lvl w:ilvl="6" w:tentative="1">
+      <w:start w:val="1"/>
+      <w:numFmt w:val="bullet"/>
+      <w:lvlText w:val=""/>
+      <w:lvlJc w:val="left"/>
+      <w:pPr>
+        <w:tabs>
+          <w:tab w:val="num" w:pos="5040"/>
+        </w:tabs>
+        <w:ind w:left="5040" w:hanging="360"/>
+      </w:pPr>
+      <w:rPr>
+        <w:rFonts w:ascii="Wingdings" w:hAnsi="Wingdings" w:hint="default"/>
+        <w:sz w:val="20"/>
+      </w:rPr>
+    </w:lvl>
+    <w:lvl w:ilvl="7" w:tentative="1">
+      <w:start w:val="1"/>
+      <w:numFmt w:val="bullet"/>
+      <w:lvlText w:val=""/>
+      <w:lvlJc w:val="left"/>
+      <w:pPr>
+        <w:tabs>
+          <w:tab w:val="num" w:pos="5760"/>
+        </w:tabs>
+        <w:ind w:left="5760" w:hanging="360"/>
+      </w:pPr>
+      <w:rPr>
+        <w:rFonts w:ascii="Wingdings" w:hAnsi="Wingdings" w:hint="default"/>
+        <w:sz w:val="20"/>
+      </w:rPr>
+    </w:lvl>
+    <w:lvl w:ilvl="8" w:tentative="1">
+      <w:start w:val="1"/>
+      <w:numFmt w:val="bullet"/>
+      <w:lvlText w:val=""/>
+      <w:lvlJc w:val="left"/>
+      <w:pPr>
+        <w:tabs>
+          <w:tab w:val="num" w:pos="6480"/>
+        </w:tabs>
+        <w:ind w:left="6480" w:hanging="360"/>
+      </w:pPr>
+      <w:rPr>
+        <w:rFonts w:ascii="Wingdings" w:hAnsi="Wingdings" w:hint="default"/>
+        <w:sz w:val="20"/>
+      </w:rPr>
+    </w:lvl>
+  </w:abstractNum>
+  <w:abstractNum w:abstractNumId="18" w15:restartNumberingAfterBreak="0">
     <w:nsid w:val="705126A7"/>
     <w:multiLevelType w:val="multilevel"/>
     <w:tmpl w:val="2050025A"/>
@@ -3354,7 +3891,156 @@
       </w:rPr>
     </w:lvl>
   </w:abstractNum>
-  <w:abstractNum w:abstractNumId="15" w15:restartNumberingAfterBreak="0">
+  <w:abstractNum w:abstractNumId="19" w15:restartNumberingAfterBreak="0">
+    <w:nsid w:val="75F33B3F"/>
+    <w:multiLevelType w:val="multilevel"/>
+    <w:tmpl w:val="4AAADF36"/>
+    <w:lvl w:ilvl="0">
+      <w:start w:val="1"/>
+      <w:numFmt w:val="bullet"/>
+      <w:lvlText w:val=""/>
+      <w:lvlJc w:val="left"/>
+      <w:pPr>
+        <w:tabs>
+          <w:tab w:val="num" w:pos="720"/>
+        </w:tabs>
+        <w:ind w:left="720" w:hanging="360"/>
+      </w:pPr>
+      <w:rPr>
+        <w:rFonts w:ascii="Symbol" w:hAnsi="Symbol" w:hint="default"/>
+        <w:sz w:val="20"/>
+      </w:rPr>
+    </w:lvl>
+    <w:lvl w:ilvl="1" w:tentative="1">
+      <w:start w:val="1"/>
+      <w:numFmt w:val="bullet"/>
+      <w:lvlText w:val="o"/>
+      <w:lvlJc w:val="left"/>
+      <w:pPr>
+        <w:tabs>
+          <w:tab w:val="num" w:pos="1440"/>
+        </w:tabs>
+        <w:ind w:left="1440" w:hanging="360"/>
+      </w:pPr>
+      <w:rPr>
+        <w:rFonts w:ascii="Courier New" w:hAnsi="Courier New" w:hint="default"/>
+        <w:sz w:val="20"/>
+      </w:rPr>
+    </w:lvl>
+    <w:lvl w:ilvl="2" w:tentative="1">
+      <w:start w:val="1"/>
+      <w:numFmt w:val="bullet"/>
+      <w:lvlText w:val=""/>
+      <w:lvlJc w:val="left"/>
+      <w:pPr>
+        <w:tabs>
+          <w:tab w:val="num" w:pos="2160"/>
+        </w:tabs>
+        <w:ind w:left="2160" w:hanging="360"/>
+      </w:pPr>
+      <w:rPr>
+        <w:rFonts w:ascii="Wingdings" w:hAnsi="Wingdings" w:hint="default"/>
+        <w:sz w:val="20"/>
+      </w:rPr>
+    </w:lvl>
+    <w:lvl w:ilvl="3" w:tentative="1">
+      <w:start w:val="1"/>
+      <w:numFmt w:val="bullet"/>
+      <w:lvlText w:val=""/>
+      <w:lvlJc w:val="left"/>
+      <w:pPr>
+        <w:tabs>
+          <w:tab w:val="num" w:pos="2880"/>
+        </w:tabs>
+        <w:ind w:left="2880" w:hanging="360"/>
+      </w:pPr>
+      <w:rPr>
+        <w:rFonts w:ascii="Wingdings" w:hAnsi="Wingdings" w:hint="default"/>
+        <w:sz w:val="20"/>
+      </w:rPr>
+    </w:lvl>
+    <w:lvl w:ilvl="4" w:tentative="1">
+      <w:start w:val="1"/>
+      <w:numFmt w:val="bullet"/>
+      <w:lvlText w:val=""/>
+      <w:lvlJc w:val="left"/>
+      <w:pPr>
+        <w:tabs>
+          <w:tab w:val="num" w:pos="3600"/>
+        </w:tabs>
+        <w:ind w:left="3600" w:hanging="360"/>
+      </w:pPr>
+      <w:rPr>
+        <w:rFonts w:ascii="Wingdings" w:hAnsi="Wingdings" w:hint="default"/>
+        <w:sz w:val="20"/>
+      </w:rPr>
+    </w:lvl>
+    <w:lvl w:ilvl="5" w:tentative="1">
+      <w:start w:val="1"/>
+      <w:numFmt w:val="bullet"/>
+      <w:lvlText w:val=""/>
+      <w:lvlJc w:val="left"/>
+      <w:pPr>
+        <w:tabs>
+          <w:tab w:val="num" w:pos="4320"/>
+        </w:tabs>
+        <w:ind w:left="4320" w:hanging="360"/>
+      </w:pPr>
+      <w:rPr>
+        <w:rFonts w:ascii="Wingdings" w:hAnsi="Wingdings" w:hint="default"/>
+        <w:sz w:val="20"/>
+      </w:rPr>
+    </w:lvl>
+    <w:lvl w:ilvl="6" w:tentative="1">
+      <w:start w:val="1"/>
+      <w:numFmt w:val="bullet"/>
+      <w:lvlText w:val=""/>
+      <w:lvlJc w:val="left"/>
+      <w:pPr>
+        <w:tabs>
+          <w:tab w:val="num" w:pos="5040"/>
+        </w:tabs>
+        <w:ind w:left="5040" w:hanging="360"/>
+      </w:pPr>
+      <w:rPr>
+        <w:rFonts w:ascii="Wingdings" w:hAnsi="Wingdings" w:hint="default"/>
+        <w:sz w:val="20"/>
+      </w:rPr>
+    </w:lvl>
+    <w:lvl w:ilvl="7" w:tentative="1">
+      <w:start w:val="1"/>
+      <w:numFmt w:val="bullet"/>
+      <w:lvlText w:val=""/>
+      <w:lvlJc w:val="left"/>
+      <w:pPr>
+        <w:tabs>
+          <w:tab w:val="num" w:pos="5760"/>
+        </w:tabs>
+        <w:ind w:left="5760" w:hanging="360"/>
+      </w:pPr>
+      <w:rPr>
+        <w:rFonts w:ascii="Wingdings" w:hAnsi="Wingdings" w:hint="default"/>
+        <w:sz w:val="20"/>
+      </w:rPr>
+    </w:lvl>
+    <w:lvl w:ilvl="8" w:tentative="1">
+      <w:start w:val="1"/>
+      <w:numFmt w:val="bullet"/>
+      <w:lvlText w:val=""/>
+      <w:lvlJc w:val="left"/>
+      <w:pPr>
+        <w:tabs>
+          <w:tab w:val="num" w:pos="6480"/>
+        </w:tabs>
+        <w:ind w:left="6480" w:hanging="360"/>
+      </w:pPr>
+      <w:rPr>
+        <w:rFonts w:ascii="Wingdings" w:hAnsi="Wingdings" w:hint="default"/>
+        <w:sz w:val="20"/>
+      </w:rPr>
+    </w:lvl>
+  </w:abstractNum>
+  <w:abstractNum w:abstractNumId="20" w15:restartNumberingAfterBreak="0">
     <w:nsid w:val="7A94545B"/>
     <w:multiLevelType w:val="hybridMultilevel"/>
     <w:tmpl w:val="C5BA022E"/>
@@ -3467,7 +4153,7 @@
       </w:rPr>
     </w:lvl>
   </w:abstractNum>
-  <w:abstractNum w:abstractNumId="16" w15:restartNumberingAfterBreak="0">
+  <w:abstractNum w:abstractNumId="21" w15:restartNumberingAfterBreak="0">
     <w:nsid w:val="7D4055AF"/>
     <w:multiLevelType w:val="hybridMultilevel"/>
     <w:tmpl w:val="EA4892DC"/>
@@ -3580,55 +4266,70 @@
     </w:lvl>
   </w:abstractNum>
   <w:num w:numId="1" w16cid:durableId="2144350086">
+    <w:abstractNumId w:val="15"/>
+  </w:num>
+  <w:num w:numId="2" w16cid:durableId="1023750691">
+    <w:abstractNumId w:val="6"/>
+  </w:num>
+  <w:num w:numId="3" w16cid:durableId="685449131">
+    <w:abstractNumId w:val="1"/>
+  </w:num>
+  <w:num w:numId="4" w16cid:durableId="1410346788">
+    <w:abstractNumId w:val="5"/>
+  </w:num>
+  <w:num w:numId="5" w16cid:durableId="29453375">
+    <w:abstractNumId w:val="20"/>
+  </w:num>
+  <w:num w:numId="6" w16cid:durableId="582682638">
+    <w:abstractNumId w:val="7"/>
+  </w:num>
+  <w:num w:numId="7" w16cid:durableId="1835804141">
+    <w:abstractNumId w:val="8"/>
+  </w:num>
+  <w:num w:numId="8" w16cid:durableId="1273587232">
+    <w:abstractNumId w:val="14"/>
+  </w:num>
+  <w:num w:numId="9" w16cid:durableId="1598949821">
+    <w:abstractNumId w:val="9"/>
+  </w:num>
+  <w:num w:numId="10" w16cid:durableId="1590039213">
+    <w:abstractNumId w:val="4"/>
+  </w:num>
+  <w:num w:numId="11" w16cid:durableId="592593429">
+    <w:abstractNumId w:val="16"/>
+  </w:num>
+  <w:num w:numId="12" w16cid:durableId="1250430675">
+    <w:abstractNumId w:val="21"/>
+  </w:num>
+  <w:num w:numId="13" w16cid:durableId="1617322705">
     <w:abstractNumId w:val="12"/>
   </w:num>
-  <w:num w:numId="2" w16cid:durableId="1023750691">
-    <w:abstractNumId w:val="5"/>
+  <w:num w:numId="14" w16cid:durableId="1508448077">
+    <w:abstractNumId w:val="2"/>
   </w:num>
-  <w:num w:numId="3" w16cid:durableId="685449131">
+  <w:num w:numId="15" w16cid:durableId="872889897">
+    <w:abstractNumId w:val="3"/>
+  </w:num>
+  <w:num w:numId="16" w16cid:durableId="1314749248">
+    <w:abstractNumId w:val="13"/>
+  </w:num>
+  <w:num w:numId="17" w16cid:durableId="1161194576">
+    <w:abstractNumId w:val="18"/>
+  </w:num>
+  <w:num w:numId="18" w16cid:durableId="1334067707">
+    <w:abstractNumId w:val="10"/>
+  </w:num>
+  <w:num w:numId="19" w16cid:durableId="752121669">
+    <w:abstractNumId w:val="19"/>
+  </w:num>
+  <w:num w:numId="20" w16cid:durableId="907375213">
+    <w:abstractNumId w:val="11"/>
+  </w:num>
+  <w:num w:numId="21" w16cid:durableId="1260990556">
     <w:abstractNumId w:val="0"/>
   </w:num>
-  <w:num w:numId="4" w16cid:durableId="1410346788">
-    <w:abstractNumId w:val="4"/>
-  </w:num>
-  <w:num w:numId="5" w16cid:durableId="29453375">
-    <w:abstractNumId w:val="15"/>
-  </w:num>
-  <w:num w:numId="6" w16cid:durableId="582682638">
-    <w:abstractNumId w:val="6"/>
-  </w:num>
-  <w:num w:numId="7" w16cid:durableId="1835804141">
-    <w:abstractNumId w:val="7"/>
-  </w:num>
-  <w:num w:numId="8" w16cid:durableId="1273587232">
-    <w:abstractNumId w:val="11"/>
-  </w:num>
-  <w:num w:numId="9" w16cid:durableId="1598949821">
-    <w:abstractNumId w:val="8"/>
-  </w:num>
-  <w:num w:numId="10" w16cid:durableId="1590039213">
-    <w:abstractNumId w:val="3"/>
-  </w:num>
-  <w:num w:numId="11" w16cid:durableId="592593429">
-    <w:abstractNumId w:val="13"/>
-  </w:num>
-  <w:num w:numId="12" w16cid:durableId="1250430675">
-    <w:abstractNumId w:val="16"/>
-  </w:num>
-  <w:num w:numId="13" w16cid:durableId="1617322705">
-    <w:abstractNumId w:val="9"/>
-  </w:num>
-  <w:num w:numId="14" w16cid:durableId="1508448077">
-    <w:abstractNumId w:val="1"/>
-  </w:num>
-  <w:num w:numId="15" w16cid:durableId="872889897">
-    <w:abstractNumId w:val="2"/>
-  </w:num>
-  <w:num w:numId="16" w16cid:durableId="1314749248">
-    <w:abstractNumId w:val="10"/>
-  </w:num>
-  <w:num w:numId="17" w16cid:durableId="1161194576">
-    <w:abstractNumId w:val="14"/>
+  <w:num w:numId="22" w16cid:durableId="1863200369">
+    <w:abstractNumId w:val="17"/>
   </w:num>
 </w:numbering>
 </file>
@@ -4679,7 +5380,6 @@
     <w:name w:val="Normal (Web)"/>
     <w:basedOn w:val="Normal"/>
     <w:uiPriority w:val="99"/>
-    <w:semiHidden/>
     <w:unhideWhenUsed/>
     <w:rsid w:val="00B63518"/>
     <w:pPr>
@@ -4782,17 +5482,19 @@
     <w:pitch w:val="fixed"/>
     <w:sig w:usb0="E00002FF" w:usb1="6AC7FDFB" w:usb2="08000012" w:usb3="00000000" w:csb0="0002009F" w:csb1="00000000"/>
   </w:font>
-  <w:font w:name="Aptos">
+  <w:font w:name="Calibri">
+    <w:panose1 w:val="020F0502020204030204"/>
     <w:charset w:val="00"/>
     <w:family w:val="swiss"/>
     <w:pitch w:val="variable"/>
-    <w:sig w:usb0="20000287" w:usb1="00000003" w:usb2="00000000" w:usb3="00000000" w:csb0="0000019F" w:csb1="00000000"/>
+    <w:sig w:usb0="E4002EFF" w:usb1="C200247B" w:usb2="00000009" w:usb3="00000000" w:csb0="000001FF" w:csb1="00000000"/>
   </w:font>
-  <w:font w:name="Aptos Display">
+  <w:font w:name="Calibri Light">
+    <w:panose1 w:val="020F0302020204030204"/>
     <w:charset w:val="00"/>
     <w:family w:val="swiss"/>
     <w:pitch w:val="variable"/>
-    <w:sig w:usb0="20000287" w:usb1="00000003" w:usb2="00000000" w:usb3="00000000" w:csb0="0000019F" w:csb1="00000000"/>
+    <w:sig w:usb0="E4002EFF" w:usb1="C200247B" w:usb2="00000009" w:usb3="00000000" w:csb0="000001FF" w:csb1="00000000"/>
   </w:font>
 </w:fonts>
 </file>
@@ -4814,6 +5516,7 @@
   <w:rsids>
     <w:rsidRoot w:val="00BD6E33"/>
     <w:rsid w:val="0009621D"/>
+    <w:rsid w:val="00133A7E"/>
     <w:rsid w:val="002C4C6E"/>
     <w:rsid w:val="00344AC6"/>
     <w:rsid w:val="00625313"/>
@@ -4822,6 +5525,7 @@
     <w:rsid w:val="0074784B"/>
     <w:rsid w:val="008C28BD"/>
     <w:rsid w:val="00AC1522"/>
+    <w:rsid w:val="00AC1C7B"/>
     <w:rsid w:val="00BD6E33"/>
     <w:rsid w:val="00E76C33"/>
   </w:rsids>
@@ -5274,9 +5978,6 @@
     <w:semiHidden/>
     <w:unhideWhenUsed/>
   </w:style>
-  <w:style w:type="paragraph" w:customStyle="1" w:styleId="6D549FF310574694BF2F0C48374064D4">
-    <w:name w:val="6D549FF310574694BF2F0C48374064D4"/>
-  </w:style>
   <w:style w:type="paragraph" w:customStyle="1" w:styleId="7B8AD1D567334DBD85EECE1A799CC16F">
     <w:name w:val="7B8AD1D567334DBD85EECE1A799CC16F"/>
   </w:style>
@@ -5516,19 +6217,26 @@
 </file>
 
 <file path=customXml/item1.xml><?xml version="1.0" encoding="utf-8"?>
-<b:Sources xmlns:b="http://schemas.openxmlformats.org/officeDocument/2006/bibliography" xmlns="http://schemas.openxmlformats.org/officeDocument/2006/bibliography" SelectedStyle="\APASixthEditionOfficeOnline.xsl" StyleName="APA" Version="6"/>
+<p:properties xmlns:p="http://schemas.microsoft.com/office/2006/metadata/properties" xmlns:xsi="http://www.w3.org/2001/XMLSchema-instance" xmlns:pc="http://schemas.microsoft.com/office/infopath/2007/PartnerControls">
+  <documentManagement>
+    <_ip_UnifiedCompliancePolicyUIAction xmlns="http://schemas.microsoft.com/sharepoint/v3" xsi:nil="true"/>
+    <Image xmlns="71af3243-3dd4-4a8d-8c0d-dd76da1f02a5">
+      <Url xsi:nil="true"/>
+      <Description xsi:nil="true"/>
+    </Image>
+    <Status xmlns="71af3243-3dd4-4a8d-8c0d-dd76da1f02a5">Not started</Status>
+    <Background xmlns="71af3243-3dd4-4a8d-8c0d-dd76da1f02a5">false</Background>
+    <_ip_UnifiedCompliancePolicyProperties xmlns="http://schemas.microsoft.com/sharepoint/v3" xsi:nil="true"/>
+    <ImageTagsTaxHTField xmlns="71af3243-3dd4-4a8d-8c0d-dd76da1f02a5">
+      <Terms xmlns="http://schemas.microsoft.com/office/infopath/2007/PartnerControls"/>
+    </ImageTagsTaxHTField>
+    <TaxCatchAll xmlns="230e9df3-be65-4c73-a93b-d1236ebd677e" xsi:nil="true"/>
+    <MediaServiceKeyPoints xmlns="71af3243-3dd4-4a8d-8c0d-dd76da1f02a5" xsi:nil="true"/>
+  </documentManagement>
+</p:properties>
 </file>
 
 <file path=customXml/item2.xml><?xml version="1.0" encoding="utf-8"?>
-<?mso-contentType ?>
-<FormTemplates xmlns="http://schemas.microsoft.com/sharepoint/v3/contenttype/forms">
-  <Display>DocumentLibraryForm</Display>
-  <Edit>DocumentLibraryForm</Edit>
-  <New>DocumentLibraryForm</New>
-</FormTemplates>
-</file>
-
-<file path=customXml/item3.xml><?xml version="1.0" encoding="utf-8"?>
 <ct:contentTypeSchema xmlns:ct="http://schemas.microsoft.com/office/2006/metadata/contentType" xmlns:ma="http://schemas.microsoft.com/office/2006/metadata/properties/metaAttributes" ct:_="" ma:_="" ma:contentTypeName="Document" ma:contentTypeID="0x01010079F111ED35F8CC479449609E8A0923A6" ma:contentTypeVersion="26" ma:contentTypeDescription="Create a new document." ma:contentTypeScope="" ma:versionID="ac37c1753acd5e330d2062ccec26ea66">
   <xsd:schema xmlns:xsd="http://www.w3.org/2001/XMLSchema" xmlns:xs="http://www.w3.org/2001/XMLSchema" xmlns:p="http://schemas.microsoft.com/office/2006/metadata/properties" xmlns:ns1="http://schemas.microsoft.com/sharepoint/v3" xmlns:ns2="71af3243-3dd4-4a8d-8c0d-dd76da1f02a5" xmlns:ns3="16c05727-aa75-4e4a-9b5f-8a80a1165891" xmlns:ns4="230e9df3-be65-4c73-a93b-d1236ebd677e" targetNamespace="http://schemas.microsoft.com/office/2006/metadata/properties" ma:root="true" ma:fieldsID="3b340c7101c92c5120abd06486f94548" ns1:_="" ns2:_="" ns3:_="" ns4:_="">
     <xsd:import namespace="http://schemas.microsoft.com/sharepoint/v3"/>
@@ -5828,43 +6536,32 @@
 </ct:contentTypeSchema>
 </file>
 
+<file path=customXml/item3.xml><?xml version="1.0" encoding="utf-8"?>
+<?mso-contentType ?>
+<FormTemplates xmlns="http://schemas.microsoft.com/sharepoint/v3/contenttype/forms">
+  <Display>DocumentLibraryForm</Display>
+  <Edit>DocumentLibraryForm</Edit>
+  <New>DocumentLibraryForm</New>
+</FormTemplates>
+</file>
+
 <file path=customXml/item4.xml><?xml version="1.0" encoding="utf-8"?>
-<p:properties xmlns:p="http://schemas.microsoft.com/office/2006/metadata/properties" xmlns:xsi="http://www.w3.org/2001/XMLSchema-instance" xmlns:pc="http://schemas.microsoft.com/office/infopath/2007/PartnerControls">
-  <documentManagement>
-    <_ip_UnifiedCompliancePolicyUIAction xmlns="http://schemas.microsoft.com/sharepoint/v3" xsi:nil="true"/>
-    <Image xmlns="71af3243-3dd4-4a8d-8c0d-dd76da1f02a5">
-      <Url xsi:nil="true"/>
-      <Description xsi:nil="true"/>
-    </Image>
-    <Status xmlns="71af3243-3dd4-4a8d-8c0d-dd76da1f02a5">Not started</Status>
-    <Background xmlns="71af3243-3dd4-4a8d-8c0d-dd76da1f02a5">false</Background>
-    <_ip_UnifiedCompliancePolicyProperties xmlns="http://schemas.microsoft.com/sharepoint/v3" xsi:nil="true"/>
-    <ImageTagsTaxHTField xmlns="71af3243-3dd4-4a8d-8c0d-dd76da1f02a5">
-      <Terms xmlns="http://schemas.microsoft.com/office/infopath/2007/PartnerControls"/>
-    </ImageTagsTaxHTField>
-    <TaxCatchAll xmlns="230e9df3-be65-4c73-a93b-d1236ebd677e" xsi:nil="true"/>
-    <MediaServiceKeyPoints xmlns="71af3243-3dd4-4a8d-8c0d-dd76da1f02a5" xsi:nil="true"/>
-  </documentManagement>
-</p:properties>
+<b:Sources xmlns:b="http://schemas.openxmlformats.org/officeDocument/2006/bibliography" xmlns="http://schemas.openxmlformats.org/officeDocument/2006/bibliography" SelectedStyle="\APASixthEditionOfficeOnline.xsl" StyleName="APA" Version="6"/>
 </file>
 
 <file path=customXml/itemProps1.xml><?xml version="1.0" encoding="utf-8"?>
-<ds:datastoreItem xmlns:ds="http://schemas.openxmlformats.org/officeDocument/2006/customXml" ds:itemID="{BA135059-C0B1-4DAE-B130-416960F15B72}">
+<ds:datastoreItem xmlns:ds="http://schemas.openxmlformats.org/officeDocument/2006/customXml" ds:itemID="{0800B2A8-D78E-4D0E-83E0-0C635D8CC524}">
   <ds:schemaRefs>
-    <ds:schemaRef ds:uri="http://schemas.openxmlformats.org/officeDocument/2006/bibliography"/>
+    <ds:schemaRef ds:uri="http://schemas.microsoft.com/office/2006/metadata/properties"/>
+    <ds:schemaRef ds:uri="http://schemas.microsoft.com/office/infopath/2007/PartnerControls"/>
+    <ds:schemaRef ds:uri="http://schemas.microsoft.com/sharepoint/v3"/>
+    <ds:schemaRef ds:uri="71af3243-3dd4-4a8d-8c0d-dd76da1f02a5"/>
+    <ds:schemaRef ds:uri="230e9df3-be65-4c73-a93b-d1236ebd677e"/>
   </ds:schemaRefs>
 </ds:datastoreItem>
 </file>
 
 <file path=customXml/itemProps2.xml><?xml version="1.0" encoding="utf-8"?>
-<ds:datastoreItem xmlns:ds="http://schemas.openxmlformats.org/officeDocument/2006/customXml" ds:itemID="{5F76D57B-AB58-49F2-9D55-CF05BEF3CD6E}">
-  <ds:schemaRefs>
-    <ds:schemaRef ds:uri="http://schemas.microsoft.com/sharepoint/v3/contenttype/forms"/>
-  </ds:schemaRefs>
-</ds:datastoreItem>
-</file>
-
-<file path=customXml/itemProps3.xml><?xml version="1.0" encoding="utf-8"?>
 <ds:datastoreItem xmlns:ds="http://schemas.openxmlformats.org/officeDocument/2006/customXml" ds:itemID="{6FBBFC63-EF93-485F-AA69-DEBFE7D97262}">
   <ds:schemaRefs>
     <ds:schemaRef ds:uri="http://schemas.microsoft.com/office/2006/metadata/contentType"/>
@@ -5885,14 +6582,18 @@
 </ds:datastoreItem>
 </file>
 
+<file path=customXml/itemProps3.xml><?xml version="1.0" encoding="utf-8"?>
+<ds:datastoreItem xmlns:ds="http://schemas.openxmlformats.org/officeDocument/2006/customXml" ds:itemID="{5F76D57B-AB58-49F2-9D55-CF05BEF3CD6E}">
+  <ds:schemaRefs>
+    <ds:schemaRef ds:uri="http://schemas.microsoft.com/sharepoint/v3/contenttype/forms"/>
+  </ds:schemaRefs>
+</ds:datastoreItem>
+</file>
+
 <file path=customXml/itemProps4.xml><?xml version="1.0" encoding="utf-8"?>
-<ds:datastoreItem xmlns:ds="http://schemas.openxmlformats.org/officeDocument/2006/customXml" ds:itemID="{0800B2A8-D78E-4D0E-83E0-0C635D8CC524}">
+<ds:datastoreItem xmlns:ds="http://schemas.openxmlformats.org/officeDocument/2006/customXml" ds:itemID="{BA135059-C0B1-4DAE-B130-416960F15B72}">
   <ds:schemaRefs>
-    <ds:schemaRef ds:uri="http://schemas.microsoft.com/office/2006/metadata/properties"/>
-    <ds:schemaRef ds:uri="http://schemas.microsoft.com/office/infopath/2007/PartnerControls"/>
-    <ds:schemaRef ds:uri="http://schemas.microsoft.com/sharepoint/v3"/>
-    <ds:schemaRef ds:uri="71af3243-3dd4-4a8d-8c0d-dd76da1f02a5"/>
-    <ds:schemaRef ds:uri="230e9df3-be65-4c73-a93b-d1236ebd677e"/>
+    <ds:schemaRef ds:uri="http://schemas.openxmlformats.org/officeDocument/2006/bibliography"/>
   </ds:schemaRefs>
 </ds:datastoreItem>
 </file>
